--- a/docs/docx/zapros_suprug.docx
+++ b/docs/docx/zapros_suprug.docx
@@ -9,7 +9,7 @@
     </w:p>
     <w:p>
       <w:r>
-        <w:t>От: {{ФИО_УПРАВЛЯЮЩЕГО}}, {{ВИД_УПРАВЛЯЮЩЕГО}} {{ДОЛЖНИК_НАИМЕНОВАНИЕ}}, член {{СРО}}, ИНН {{ИНН_УПРАВЛЯЮЩЕГО}}, рег. номер в сводном реестре {{РЕГ_НОМЕР_АУ}}, адрес для корреспонденции: {{АДРЕС_АУ}}, тел. {{ТЕЛ_АУ}}, e-mail {{EMAIL_АУ}}</w:t>
+        <w:t>От: {{ФИО_УПРАВЛЯЮЩЕГО}}, {{ВИД_УПРАВЛЯЮЩЕГО}} {{ДОЛЖНИК_НАИМЕНОВАНИЕ}}, член СРО: {{СРО}}, ИНН {{ИНН_УПРАВЛЯЮЩЕГО}}, рег. номер в сводном реестре {{РЕГ_НОМЕР_АУ}}, адрес для корреспонденции: {{АДРЕС_АУ}}, тел. {{ТЕЛ_АУ}}, e-mail {{EMAIL_АУ}}</w:t>
       </w:r>
     </w:p>
     <w:p/>
@@ -34,7 +34,7 @@
     <w:p/>
     <w:p>
       <w:r>
-        <w:t>Определением (решением) {{СУД}} от {{ДАТА_СУДЕБНОГО_АКТА}} по делу № {{НОМЕР_ДЕЛА}} в отношении {{ДОЛЖНИК_НАИМЕНОВАНИЕ}} (ИНН {{ДОЛЖНИК_ИНН}}, ОГРН/СНИЛС {{ДОЛЖНИК_ОГРН_СНИЛС}}, адрес: {{ДОЛЖНИК_АДРЕС}}) введена процедура {{ПРОЦЕДУРА}}, {{ВИД_УПРАВЛЯЮЩЕГО}} утверждён(а) {{ФИО_УПРАВЛЯЮЩЕГО}}.</w:t>
+        <w:t>Определением (решением) {{СУД}} от {{ДАТА_СУДЕБНОГО_АКТА}} по делу № {{НОМЕР_ДЕЛА}} в отношении {{ДОЛЖНИК_НАИМЕНОВАНИЕ}} (ИНН {{ДОЛЖНИК_ИНН}}, ОГРН/СНИЛС {{ДОЛЖНИК_ОГРН_СНИЛС}}, адрес: {{ДОЛЖНИК_АДРЕС}}) введена процедура банкротства: {{ПРОЦЕДУРА}}; управляющим утверждён(а) {{ФИО_УПРАВЛЯЮЩЕГО}}.</w:t>
       </w:r>
     </w:p>
     <w:p/>
@@ -64,7 +64,7 @@
     <w:p/>
     <w:p>
       <w:r>
-        <w:t>Приложение: копия судебного акта об утверждении {{ВИД_УПРАВЛЯЮЩЕГО}}.</w:t>
+        <w:t>Приложение: копия судебного акта о введении процедуры и утверждении управляющего.</w:t>
       </w:r>
     </w:p>
     <w:p/>

--- a/docs/docx/zapros_suprug.docx
+++ b/docs/docx/zapros_suprug.docx
@@ -82,7 +82,7 @@
     <w:p/>
     <w:p>
       <w:r>
-        <w:t>«__» __________ 20__ г.</w:t>
+        <w:t>{{ДАТА}}</w:t>
       </w:r>
     </w:p>
     <w:sectPr>

--- a/docs/docx/zapros_suprug.docx
+++ b/docs/docx/zapros_suprug.docx
@@ -3,8 +3,12 @@
 <w:document xmlns:wpc="http://schemas.microsoft.com/office/word/2010/wordprocessingCanvas" xmlns:mo="http://schemas.microsoft.com/office/mac/office/2008/main" xmlns:mc="http://schemas.openxmlformats.org/markup-compatibility/2006" xmlns:mv="urn:schemas-microsoft-com:mac:vml" xmlns:o="urn:schemas-microsoft-com:office:office" xmlns:r="http://schemas.openxmlformats.org/officeDocument/2006/relationships" xmlns:m="http://schemas.openxmlformats.org/officeDocument/2006/math" xmlns:v="urn:schemas-microsoft-com:vml" xmlns:wp14="http://schemas.microsoft.com/office/word/2010/wordprocessingDrawing" xmlns:wp="http://schemas.openxmlformats.org/drawingml/2006/wordprocessingDrawing" xmlns:w10="urn:schemas-microsoft-com:office:word" xmlns:w="http://schemas.openxmlformats.org/wordprocessingml/2006/main" xmlns:w14="http://schemas.microsoft.com/office/word/2010/wordml" xmlns:wpg="http://schemas.microsoft.com/office/word/2010/wordprocessingGroup" xmlns:wpi="http://schemas.microsoft.com/office/word/2010/wordprocessingInk" xmlns:wne="http://schemas.microsoft.com/office/word/2006/wordml" xmlns:wps="http://schemas.microsoft.com/office/word/2010/wordprocessingShape" mc:Ignorable="w14 wp14">
   <w:body>
     <w:p>
+      <w:pPr>
+        <w:spacing w:after="0"/>
+        <w:ind w:left="5102"/>
+      </w:pPr>
       <w:r>
-        <w:t>Кому: {{ОРГАН_ИЛИ_БАНК}}</w:t>
+        <w:t>{{ОРГАН_ИЛИ_БАНК}}</w:t>
       </w:r>
     </w:p>
     <w:p>
@@ -34,7 +38,22 @@
     <w:p/>
     <w:p>
       <w:r>
-        <w:t>Определением (решением) {{СУД}} от {{ДАТА_СУДЕБНОГО_АКТА}} по делу № {{НОМЕР_ДЕЛА}} в отношении {{ДОЛЖНИК_НАИМЕНОВАНИЕ}} (ИНН {{ДОЛЖНИК_ИНН}}, ОГРН/СНИЛС {{ДОЛЖНИК_ОГРН_СНИЛС}}, адрес: {{ДОЛЖНИК_АДРЕС}}) введена процедура банкротства: {{ПРОЦЕДУРА}}; управляющим утверждён(а) {{ФИО_УПРАВЛЯЮЩЕГО}}.</w:t>
+        <w:t>Определением (решением) {{СУД}} от {{ДАТА_СУДЕБНОГО_АКТА}} по делу № {{НОМЕР_ДЕЛА}} в отношении {{ДОЛЖНИК_НАИМЕНОВАНИЕ}} (ИНН {{ДОЛЖНИК_ИНН}}, ОГРН/ОГРНИП {{ДОЛЖНИК_ОГРН}}, адрес: {{ДОЛЖНИК_АДРЕС}}) введена процедура банкротства: {{ПРОЦЕДУРА}}; управляющим утверждён(а) {{ФИО_УПРАВЛЯЮЩЕГО}}.</w:t>
+      </w:r>
+    </w:p>
+    <w:p>
+      <w:r>
+        <w:t>{{#if debtor_is_person}}</w:t>
+      </w:r>
+    </w:p>
+    <w:p>
+      <w:r>
+        <w:t>Должник-гражданин: дата рождения {{ДОЛЖНИК_ДАТА_РОЖДЕНИЯ}}, место рождения {{ДОЛЖНИК_МЕСТО_РОЖДЕНИЯ}}, СНИЛС {{ДОЛЖНИК_СНИЛС}}.</w:t>
+      </w:r>
+    </w:p>
+    <w:p>
+      <w:r>
+        <w:t>{{/if}}</w:t>
       </w:r>
     </w:p>
     <w:p/>
@@ -52,13 +71,19 @@
     <w:p/>
     <w:p>
       <w:r>
-        <w:t>Прошу представить сведения об имуществе, зарегистрированном (приобретённом) на имя супруга в период брака и за 3 года после его расторжения.</w:t>
+        <w:t>Прошу в течение 7 дней с даты получения запроса безвозмездно представить сведения об имуществе, зарегистрированном (приобретённом) на имя супруга в период брака и за 3 года после его расторжения.</w:t>
       </w:r>
     </w:p>
     <w:p/>
     <w:p>
       <w:r>
-        <w:t>Основание: п. 7 ст. 213.9 127-ФЗ.</w:t>
+        <w:t>Органы и организации, к которым обращён запрос, обязаны предоставить сведения в семидневный срок со дня его получения без взимания платы (абз. 10 п. 1 ст. 20.3 во взаимосвязи с п. 1 ст. 213.1 127-ФЗ).</w:t>
+      </w:r>
+    </w:p>
+    <w:p/>
+    <w:p>
+      <w:r>
+        <w:t>Основание: п. 7 ст. 213.9, абз. 10 п. 1 ст. 20.3, п. 1 ст. 213.1 127-ФЗ.</w:t>
       </w:r>
     </w:p>
     <w:p/>

--- a/docs/docx/zapros_suprug.docx
+++ b/docs/docx/zapros_suprug.docx
@@ -38,7 +38,7 @@
     <w:p/>
     <w:p>
       <w:r>
-        <w:t>Определением (решением) {{СУД}} от {{ДАТА_СУДЕБНОГО_АКТА}} по делу № {{НОМЕР_ДЕЛА}} в отношении {{ДОЛЖНИК_НАИМЕНОВАНИЕ}} (ИНН {{ДОЛЖНИК_ИНН}}, ОГРН/ОГРНИП {{ДОЛЖНИК_ОГРН}}, адрес: {{ДОЛЖНИК_АДРЕС}}) введена процедура банкротства: {{ПРОЦЕДУРА}}; управляющим утверждён(а) {{ФИО_УПРАВЛЯЮЩЕГО}}.</w:t>
+        <w:t>Определением (решением) {{СУД}} от {{ДАТА_СУДЕБНОГО_АКТА}} по делу № {{НОМЕР_ДЕЛА}} в отношении {{ДОЛЖНИК_НАИМЕНОВАНИЕ}} (ИНН {{ДОЛЖНИК_ИНН}}{{#if ДОЛЖНИК_ОГРН}}, ОГРН/ОГРНИП {{ДОЛЖНИК_ОГРН}}{{/if}}, адрес: {{ДОЛЖНИК_АДРЕС}}) введена процедура банкротства: {{ПРОЦЕДУРА}}; управляющим утверждён(а) {{ФИО_УПРАВЛЯЮЩЕГО}}.</w:t>
       </w:r>
     </w:p>
     <w:p>
@@ -48,7 +48,7 @@
     </w:p>
     <w:p>
       <w:r>
-        <w:t>Должник-гражданин: дата рождения {{ДОЛЖНИК_ДАТА_РОЖДЕНИЯ}}, место рождения {{ДОЛЖНИК_МЕСТО_РОЖДЕНИЯ}}, СНИЛС {{ДОЛЖНИК_СНИЛС}}.</w:t>
+        <w:t>Должник-гражданин: дата рождения {{ДОЛЖНИК_ДАТА_РОЖДЕНИЯ}}, место рождения {{ДОЛЖНИК_МЕСТО_РОЖДЕНИЯ}}{{#if ДОЛЖНИК_СНИЛС}}, СНИЛС {{ДОЛЖНИК_СНИЛС}}{{/if}}.</w:t>
       </w:r>
     </w:p>
     <w:p>

--- a/docs/docx/zapros_suprug.docx
+++ b/docs/docx/zapros_suprug.docx
@@ -24,15 +24,14 @@
     </w:p>
     <w:p/>
     <w:p>
-      <w:pPr>
-        <w:jc w:val="center"/>
-      </w:pPr>
       <w:r>
-        <w:rPr>
-          <w:b/>
-          <w:sz w:val="28"/>
-        </w:rPr>
-        <w:t>Запрос сведений об имуществе супруга должника</w:t>
+        <w:t>{{ЗАГОЛОВОК_К_ТЕКСТУ}}</w:t>
+      </w:r>
+    </w:p>
+    <w:p/>
+    <w:p>
+      <w:r>
+        <w:t>{{#if АДРЕСАТ_ИМЯ_ОТЧЕСТВО}}{{АДРЕСАТ_ОБРАЩЕНИЕ}} {{АДРЕСАТ_ИМЯ_ОТЧЕСТВО}}!{{/if}}</w:t>
       </w:r>
     </w:p>
     <w:p/>
@@ -108,6 +107,22 @@
     <w:p>
       <w:r>
         <w:t>{{ДАТА}}</w:t>
+      </w:r>
+    </w:p>
+    <w:p/>
+    <w:p>
+      <w:r>
+        <w:t>{{#if executor_mark}}</w:t>
+      </w:r>
+    </w:p>
+    <w:p>
+      <w:r>
+        <w:t>Исп.: {{ИСПОЛНИТЕЛЬ_ФИО}}{{#if ИСПОЛНИТЕЛЬ_ТЕЛЕФОН}}, тел. {{ИСПОЛНИТЕЛЬ_ТЕЛЕФОН}}{{/if}}</w:t>
+      </w:r>
+    </w:p>
+    <w:p>
+      <w:r>
+        <w:t>{{/if}}</w:t>
       </w:r>
     </w:p>
     <w:sectPr>

--- a/docs/docx/zapros_suprug.docx
+++ b/docs/docx/zapros_suprug.docx
@@ -11,9 +11,35 @@
         <w:t>{{ОРГАН_ИЛИ_БАНК}}</w:t>
       </w:r>
     </w:p>
+    <w:p/>
     <w:p>
       <w:r>
-        <w:t>От: {{ФИО_УПРАВЛЯЮЩЕГО}}, {{ВИД_УПРАВЛЯЮЩЕГО}} {{ДОЛЖНИК_НАИМЕНОВАНИЕ}}, член СРО: {{СРО}}, ИНН {{ИНН_УПРАВЛЯЮЩЕГО}}, рег. номер в сводном реестре {{РЕГ_НОМЕР_АУ}}, адрес для корреспонденции: {{АДРЕС_АУ}}, тел. {{ТЕЛ_АУ}}, e-mail {{EMAIL_АУ}}</w:t>
+        <w:t>{{ВИД_УПРАВЛЯЮЩЕГО}} {{ДОЛЖНИК_НАИМЕНОВАНИЕ}}</w:t>
+      </w:r>
+    </w:p>
+    <w:p>
+      <w:r>
+        <w:t>{{ФИО_УПРАВЛЯЮЩЕГО}}</w:t>
+      </w:r>
+    </w:p>
+    <w:p>
+      <w:r>
+        <w:t>ИНН {{ИНН_УПРАВЛЯЮЩЕГО}}, рег. номер в сводном реестре {{РЕГ_НОМЕР_АУ}}</w:t>
+      </w:r>
+    </w:p>
+    <w:p>
+      <w:r>
+        <w:t>Член СРО: {{СРО}}</w:t>
+      </w:r>
+    </w:p>
+    <w:p>
+      <w:r>
+        <w:t>Адрес для корреспонденции: {{АДРЕС_АУ}}</w:t>
+      </w:r>
+    </w:p>
+    <w:p>
+      <w:r>
+        <w:t>Тел. {{ТЕЛ_АУ}}, e-mail {{EMAIL_АУ}}</w:t>
       </w:r>
     </w:p>
     <w:p/>
@@ -81,46 +107,87 @@
     </w:p>
     <w:p/>
     <w:p>
+      <w:pPr>
+        <w:keepNext/>
+        <w:keepLines/>
+      </w:pPr>
       <w:r>
         <w:t>Основание: п. 7 ст. 213.9, абз. 10 п. 1 ст. 20.3, п. 1 ст. 213.1 127-ФЗ.</w:t>
       </w:r>
     </w:p>
-    <w:p/>
     <w:p>
+      <w:pPr>
+        <w:keepNext/>
+        <w:keepLines/>
+      </w:pPr>
+    </w:p>
+    <w:p>
+      <w:pPr>
+        <w:keepNext/>
+        <w:keepLines/>
+      </w:pPr>
       <w:r>
-        <w:t>Приложение: копия судебного акта о введении процедуры и утверждении управляющего.</w:t>
+        <w:t>Приложение: копия судебного акта о введении процедуры и утверждении управляющего{{#if ПРИЛ_1_ЛИСТОВ}} на {{ПРИЛ_1_ЛИСТОВ}} л.{{/if}} в {{ПРИЛ_1_ЭКЗ}} экз.</w:t>
       </w:r>
     </w:p>
-    <w:p/>
     <w:p>
+      <w:pPr>
+        <w:keepNext/>
+        <w:keepLines/>
+      </w:pPr>
+    </w:p>
+    <w:p>
+      <w:pPr>
+        <w:keepNext/>
+        <w:keepLines/>
+      </w:pPr>
       <w:r>
         <w:t>{{ВИД_УПРАВЛЯЮЩЕГО}} {{ДОЛЖНИК_НАИМЕНОВАНИЕ}}</w:t>
       </w:r>
     </w:p>
-    <w:p/>
     <w:p>
+      <w:pPr>
+        <w:keepNext/>
+        <w:keepLines/>
+      </w:pPr>
+    </w:p>
+    <w:p>
+      <w:pPr>
+        <w:keepNext/>
+        <w:keepLines/>
+      </w:pPr>
       <w:r>
-        <w:t>__________________ / {{ФИО_УПРАВЛЯЮЩЕГО}} /</w:t>
+        <w:t>__________________ / {{ФИО_УПРАВЛЯЮЩЕГО_ИОФ}} /</w:t>
       </w:r>
     </w:p>
-    <w:p/>
     <w:p>
-      <w:r>
-        <w:t>{{ДАТА}}</w:t>
-      </w:r>
+      <w:pPr>
+        <w:keepNext/>
+        <w:keepLines/>
+      </w:pPr>
     </w:p>
-    <w:p/>
     <w:p>
+      <w:pPr>
+        <w:keepNext/>
+        <w:keepLines/>
+      </w:pPr>
       <w:r>
         <w:t>{{#if executor_mark}}</w:t>
       </w:r>
     </w:p>
     <w:p>
+      <w:pPr>
+        <w:keepNext/>
+        <w:keepLines/>
+      </w:pPr>
       <w:r>
         <w:t>Исп.: {{ИСПОЛНИТЕЛЬ_ФИО}}{{#if ИСПОЛНИТЕЛЬ_ТЕЛЕФОН}}, тел. {{ИСПОЛНИТЕЛЬ_ТЕЛЕФОН}}{{/if}}</w:t>
       </w:r>
     </w:p>
     <w:p>
+      <w:pPr>
+        <w:keepLines/>
+      </w:pPr>
       <w:r>
         <w:t>{{/if}}</w:t>
       </w:r>
@@ -501,6 +568,7 @@
     <w:rPr>
       <w:rFonts w:ascii="Times New Roman" w:hAnsi="Times New Roman"/>
       <w:sz w:val="24"/>
+      <w:lang w:val="ru-RU" w:eastAsia="ru-RU"/>
     </w:rPr>
   </w:style>
   <w:style w:type="paragraph" w:styleId="Header">

--- a/docs/docx/zapros_suprug.docx
+++ b/docs/docx/zapros_suprug.docx
@@ -157,7 +157,7 @@
         <w:keepLines/>
       </w:pPr>
       <w:r>
-        <w:t>__________________ / {{ФИО_УПРАВЛЯЮЩЕГО_ИОФ}} /</w:t>
+        <w:t>__________________ {{ФИО_УПРАВЛЯЮЩЕГО_ИОФ}}</w:t>
       </w:r>
     </w:p>
     <w:p>
@@ -181,7 +181,7 @@
         <w:keepLines/>
       </w:pPr>
       <w:r>
-        <w:t>Исп.: {{ИСПОЛНИТЕЛЬ_ФИО}}{{#if ИСПОЛНИТЕЛЬ_ТЕЛЕФОН}}, тел. {{ИСПОЛНИТЕЛЬ_ТЕЛЕФОН}}{{/if}}</w:t>
+        <w:t>{{ИСПОЛНИТЕЛЬ_ФИО}}{{#if ИСПОЛНИТЕЛЬ_ТЕЛЕФОН}}, тел. {{ИСПОЛНИТЕЛЬ_ТЕЛЕФОН}}{{/if}}</w:t>
       </w:r>
     </w:p>
     <w:p>
